--- a/opisy_archetypow/opisy_Komiczka.docx
+++ b/opisy_archetypow/opisy_Komiczka.docx
@@ -1335,7 +1335,7 @@
           <w:b/>
           <w:bCs/>
         </w:rPr>
-        <w:t>Katalizator pomysłów</w:t>
+        <w:t>Katalizatorka pomysłów</w:t>
       </w:r>
       <w:r>
         <w:t xml:space="preserve"> (burze mózgów, innowacje)</w:t>
@@ -1846,7 +1846,7 @@
     </w:p>
     <w:p>
       <w:r>
-        <w:t>„Polityczki nie musi być ponura ani napompowana. Da się mówić wprost, z humorem i autoironią</w:t>
+        <w:t>„Polityka nie musi być ponura ani napompowana. Da się mówić wprost, z humorem i autoironią</w:t>
       </w:r>
       <w:r>
         <w:t xml:space="preserve"> – </w:t>
@@ -1866,7 +1866,7 @@
     </w:p>
     <w:p>
       <w:r>
-        <w:t>nadęcie, sztywność, polityczki jako teatr, moralizowanie, straszenie, sztuczne oburzenie, „poważne miny dla poważnych min”, nuda i brak życia.</w:t>
+        <w:t>nadęcie, sztywność, polityka jako teatr, moralizowanie, straszenie, sztuczne oburzenie, „poważne miny dla poważnych min”, nuda i brak życia.</w:t>
       </w:r>
     </w:p>
     <w:p/>
@@ -1977,7 +1977,7 @@
         <w:t xml:space="preserve"> – </w:t>
       </w:r>
       <w:r>
-        <w:t>więcej luzu, więcej inicjatyw, więcej integracji; polityczki staje się bliższa ludziom, bo jest ludzka.</w:t>
+        <w:t>więcej luzu, więcej inicjatyw, więcej integracji; polityka staje się bliższa ludziom, bo jest ludzka.</w:t>
       </w:r>
     </w:p>
     <w:p/>
@@ -3348,7 +3348,7 @@
         <w:pStyle w:val="Nagwek2"/>
       </w:pPr>
       <w:r>
-        <w:t>6. Agenda tematyczna i ramowanie polityczka</w:t>
+        <w:t>6. Agenda tematyczna i ramowanie polityka</w:t>
       </w:r>
     </w:p>
     <w:p>

--- a/opisy_archetypow/opisy_Komiczka.docx
+++ b/opisy_archetypow/opisy_Komiczka.docx
@@ -1194,7 +1194,7 @@
         </w:numPr>
       </w:pPr>
       <w:r>
-        <w:t>traktowany jako „kabaret”, nie liderka.</w:t>
+        <w:t>traktowana jako „kabaret”, nie liderka.</w:t>
       </w:r>
     </w:p>
     <w:p/>
@@ -1277,14 +1277,7 @@
         </w:numPr>
       </w:pPr>
       <w:r>
-        <w:rPr>
-          <w:b/>
-          <w:bCs/>
-        </w:rPr>
-        <w:t>Rozładowywacz napięć</w:t>
-      </w:r>
-      <w:r>
-        <w:t xml:space="preserve"> (mediator emocji, „wentyl”)</w:t>
+        <w:t>Rozładowywaczka napięć (mediatorka emocji, „wentyl”)</w:t>
       </w:r>
     </w:p>
     <w:p>
@@ -1295,14 +1288,7 @@
         </w:numPr>
       </w:pPr>
       <w:r>
-        <w:rPr>
-          <w:b/>
-          <w:bCs/>
-        </w:rPr>
-        <w:t>Animator wspólnoty</w:t>
-      </w:r>
-      <w:r>
-        <w:t xml:space="preserve"> (wydarzenia, energia społeczna)</w:t>
+        <w:t>Animatorka wspólnoty (wydarzenia, energia społeczna)</w:t>
       </w:r>
     </w:p>
     <w:p>
@@ -1313,14 +1299,7 @@
         </w:numPr>
       </w:pPr>
       <w:r>
-        <w:rPr>
-          <w:b/>
-          <w:bCs/>
-        </w:rPr>
-        <w:t>Kreator narracji</w:t>
-      </w:r>
-      <w:r>
-        <w:t xml:space="preserve"> (riposta, puenta, memiczna opowieść)</w:t>
+        <w:t>Kreatorka narracji (riposta, puenta, memiczna opowieść)</w:t>
       </w:r>
     </w:p>
     <w:p>
